--- a/01_BMDM_Myeloid_Inflammation/_PROJECT_OVERVIEW.docx
+++ b/01_BMDM_Myeloid_Inflammation/_PROJECT_OVERVIEW.docx
@@ -6,9 +6,9 @@
       <w:pPr>
         <w:pStyle w:val="Heading1"/>
       </w:pPr>
-      <w:bookmarkStart w:id="20" w:name="X2404afb42ae977d9a5de941f8a93e444dd14e8e"/>
-      <w:r>
-        <w:t xml:space="preserve">Project overview — BMDM Myeloid-Inflammation / Clonal-Hematopoiesis Burden</w:t>
+      <w:bookmarkStart w:id="20" w:name="Xe91772dd41cc5bee023a5c632c970c7003d94ac"/>
+      <w:r>
+        <w:t xml:space="preserve">Project overview — BMDM Myeloid-Inflammation (R scripts)</w:t>
       </w:r>
       <w:bookmarkEnd w:id="20"/>
     </w:p>
@@ -17,116 +17,19 @@
         <w:pStyle w:val="FirstParagraph"/>
       </w:pPr>
       <w:r>
-        <w:rPr>
-          <w:b/>
-        </w:rPr>
-        <w:t xml:space="preserve">Biological question:</w:t>
+        <w:t xml:space="preserve">The R counterparts of the Python BMDM analysis: BMDM_analysis_all.R and BMDM_volcano_DEcounts.R</w:t>
       </w:r>
       <w:r>
         <w:t xml:space="preserve"> </w:t>
       </w:r>
       <w:r>
-        <w:t xml:space="preserve">in bone-marrow-derived macrophages (BMDM) carrying a</w:t>
+        <w:t xml:space="preserve">perform the actual edgeR/TMM differential-expression modeling and diagnostics (composition,</w:t>
       </w:r>
       <w:r>
         <w:t xml:space="preserve"> </w:t>
       </w:r>
       <w:r>
-        <w:t xml:space="preserve">lentiviral clonal-hematopoiesis (CH) construct, does clone</w:t>
-      </w:r>
-      <w:r>
-        <w:t xml:space="preserve"> </w:t>
-      </w:r>
-      <w:r>
-        <w:t xml:space="preserve">“</w:t>
-      </w:r>
-      <w:r>
-        <w:t xml:space="preserve">burden</w:t>
-      </w:r>
-      <w:r>
-        <w:t xml:space="preserve">”</w:t>
-      </w:r>
-      <w:r>
-        <w:t xml:space="preserve"> </w:t>
-      </w:r>
-      <w:r>
-        <w:t xml:space="preserve">(HB =</w:t>
-      </w:r>
-      <w:r>
-        <w:t xml:space="preserve"> </w:t>
-      </w:r>
-      <w:r>
-        <w:t xml:space="preserve">high-burden vs LB = low-burden) and/or the lentiviral construct itself</w:t>
-      </w:r>
-      <w:r>
-        <w:t xml:space="preserve"> </w:t>
-      </w:r>
-      <w:r>
-        <w:t xml:space="preserve">(lentipos vs lentineg, donor-matched) drive a myeloid-inflammation</w:t>
-      </w:r>
-      <w:r>
-        <w:t xml:space="preserve"> </w:t>
-      </w:r>
-      <w:r>
-        <w:t xml:space="preserve">transcriptional program?</w:t>
-      </w:r>
-    </w:p>
-    <w:p>
-      <w:pPr>
-        <w:pStyle w:val="BodyText"/>
-      </w:pPr>
-      <w:r>
-        <w:rPr>
-          <w:b/>
-        </w:rPr>
-        <w:t xml:space="preserve">Design:</w:t>
-      </w:r>
-      <w:r>
-        <w:t xml:space="preserve"> </w:t>
-      </w:r>
-      <w:r>
-        <w:t xml:space="preserve">4 pairwise bulk RNA-seq comparisons (HB.neg_vs_LB.neg,</w:t>
-      </w:r>
-      <w:r>
-        <w:t xml:space="preserve"> </w:t>
-      </w:r>
-      <w:r>
-        <w:t xml:space="preserve">HB.pos_vs_LB.pos, HB.pos_vs_HB.neg, LB.pos_vs_LB.neg), each already processed</w:t>
-      </w:r>
-      <w:r>
-        <w:t xml:space="preserve"> </w:t>
-      </w:r>
-      <w:r>
-        <w:t xml:space="preserve">through edgeR (TMM-normalized CPM + DEG tables) in R. The 3 Python scripts in</w:t>
-      </w:r>
-      <w:r>
-        <w:t xml:space="preserve"> </w:t>
-      </w:r>
-      <w:r>
-        <w:t xml:space="preserve">this folder are downstream diagnostics and visualizations built on top of</w:t>
-      </w:r>
-      <w:r>
-        <w:t xml:space="preserve"> </w:t>
-      </w:r>
-      <w:r>
-        <w:t xml:space="preserve">those edgeR outputs.</w:t>
-      </w:r>
-    </w:p>
-    <w:p>
-      <w:pPr>
-        <w:pStyle w:val="BodyText"/>
-      </w:pPr>
-      <w:r>
-        <w:rPr>
-          <w:b/>
-        </w:rPr>
-        <w:t xml:space="preserve">Scripts (read in this order):</w:t>
-      </w:r>
-      <w:r>
-        <w:t xml:space="preserve"> </w:t>
-      </w:r>
-      <w:r>
-        <w:t xml:space="preserve">1.</w:t>
+        <w:t xml:space="preserve">logFC tails, cross-axis concordance, CH-gene heatmap) that the Python scripts in</w:t>
       </w:r>
       <w:r>
         <w:t xml:space="preserve"> </w:t>
@@ -135,123 +38,19 @@
         <w:rPr>
           <w:rStyle w:val="VerbatimChar"/>
         </w:rPr>
-        <w:t xml:space="preserve">bmdm_asymmetry_diagnostics.py</w:t>
+        <w:t xml:space="preserve">01_BMDM_Myeloid_Inflammation</w:t>
       </w:r>
       <w:r>
         <w:t xml:space="preserve"> </w:t>
       </w:r>
       <w:r>
-        <w:t xml:space="preserve">— rules out a normalization artifact.</w:t>
+        <w:t xml:space="preserve">(Python portfolio) build on. See that Python project’s overview</w:t>
       </w:r>
       <w:r>
         <w:t xml:space="preserve"> </w:t>
       </w:r>
       <w:r>
-        <w:t xml:space="preserve">2.</w:t>
-      </w:r>
-      <w:r>
-        <w:t xml:space="preserve"> </w:t>
-      </w:r>
-      <w:r>
-        <w:rPr>
-          <w:rStyle w:val="VerbatimChar"/>
-        </w:rPr>
-        <w:t xml:space="preserve">bmdm_axis_concordance.py</w:t>
-      </w:r>
-      <w:r>
-        <w:t xml:space="preserve"> </w:t>
-      </w:r>
-      <w:r>
-        <w:t xml:space="preserve">— tests whether burden and lenti effects share a</w:t>
-      </w:r>
-      <w:r>
-        <w:t xml:space="preserve"> </w:t>
-      </w:r>
-      <w:r>
-        <w:t xml:space="preserve">transcriptional axis.</w:t>
-      </w:r>
-      <w:r>
-        <w:t xml:space="preserve"> </w:t>
-      </w:r>
-      <w:r>
-        <w:t xml:space="preserve">3.</w:t>
-      </w:r>
-      <w:r>
-        <w:t xml:space="preserve"> </w:t>
-      </w:r>
-      <w:r>
-        <w:rPr>
-          <w:rStyle w:val="VerbatimChar"/>
-        </w:rPr>
-        <w:t xml:space="preserve">ch_myeloid_heatmap.py</w:t>
-      </w:r>
-      <w:r>
-        <w:t xml:space="preserve"> </w:t>
-      </w:r>
-      <w:r>
-        <w:t xml:space="preserve">— pinpoints which specific inflammatory genes are</w:t>
-      </w:r>
-      <w:r>
-        <w:t xml:space="preserve"> </w:t>
-      </w:r>
-      <w:r>
-        <w:t xml:space="preserve">significantly affected by each axis.</w:t>
-      </w:r>
-    </w:p>
-    <w:p>
-      <w:pPr>
-        <w:pStyle w:val="BodyText"/>
-      </w:pPr>
-      <w:r>
-        <w:rPr>
-          <w:b/>
-        </w:rPr>
-        <w:t xml:space="preserve">Note:</w:t>
-      </w:r>
-      <w:r>
-        <w:t xml:space="preserve"> </w:t>
-      </w:r>
-      <w:r>
-        <w:t xml:space="preserve">the actual differential-expression modeling (edgeR/TMM) was done in</w:t>
-      </w:r>
-      <w:r>
-        <w:t xml:space="preserve"> </w:t>
-      </w:r>
-      <w:r>
-        <w:t xml:space="preserve">R (</w:t>
-      </w:r>
-      <w:r>
-        <w:rPr>
-          <w:rStyle w:val="VerbatimChar"/>
-        </w:rPr>
-        <w:t xml:space="preserve">BMDM_analysis_all.R</w:t>
-      </w:r>
-      <w:r>
-        <w:t xml:space="preserve">,</w:t>
-      </w:r>
-      <w:r>
-        <w:t xml:space="preserve"> </w:t>
-      </w:r>
-      <w:r>
-        <w:rPr>
-          <w:rStyle w:val="VerbatimChar"/>
-        </w:rPr>
-        <w:t xml:space="preserve">BMDM_volcano_DEcounts.R</w:t>
-      </w:r>
-      <w:r>
-        <w:t xml:space="preserve">, not included here since</w:t>
-      </w:r>
-      <w:r>
-        <w:t xml:space="preserve"> </w:t>
-      </w:r>
-      <w:r>
-        <w:t xml:space="preserve">this portfolio covers Python scripts only); these three Python scripts operate</w:t>
-      </w:r>
-      <w:r>
-        <w:t xml:space="preserve"> </w:t>
-      </w:r>
-      <w:r>
-        <w:t xml:space="preserve">on that R output.</w:t>
+        <w:t xml:space="preserve">for the full biological context (clonal burden HB/LB vs lentiviral marking pos/neg).</w:t>
       </w:r>
     </w:p>
     <w:sectPr/>
